--- a/klagomål/A 24327-2025 FSC-klagomål.docx
+++ b/klagomål/A 24327-2025 FSC-klagomål.docx
@@ -244,6 +244,17 @@
       </w:pPr>
       <w:r>
         <w:t>Figur 1. Fyndplatser för naturvårdsarter i det avverkningsanmälda området (röd linje). Markörer utan svart kant är placerade på fyndplatsen. Markörer med svart kant är placerade vid sidan av fyndplatsen och har ett svart streck som visar fyndplatsens exakta position. Kartans mittpunktskoordinat är N 6634430, E 587813 i SWEREF 99 TM.</w:t>
+      </w:r>
+    </w:p>
+    <w:p>
+      <w:r>
+        <w:rPr>
+          <w:b/>
+        </w:rPr>
+        <w:t xml:space="preserve">Blomkålssvamp </w:t>
+      </w:r>
+      <w:r>
+        <w:t>är en parasit och vednedbrytare som växer på rötter och basala stamdelar av tall, enstaka gånger även på lärk och gran. Träden är oftast mycket gamla, gärna 150–200 år eller äldre. När blomkålssvamp påträffas i skogslandskapet signalerar den vanligtvis skyddsvärda tallbestånd med höga naturvärden. Den är då främst knuten till gamla skogar, oftast tallnaturskogar och olika restbiotoper där det förekommer biologiskt gamla träd. Samtliga tallar med blomkålssvamp bör klassas som naturvårdsträd och lämnas som framtida ”evighetsträd” (Nitare &amp; Skogsstyrelsen, 2019).</w:t>
       </w:r>
     </w:p>
     <w:p>
@@ -905,7 +916,7 @@
     <w:r>
       <w:tab/>
       <w:tab/>
-      <w:t>2025-05-21</w:t>
+      <w:t>2025-05-22</w:t>
       <w:br/>
       <w:br/>
     </w:r>

--- a/klagomål/A 24327-2025 FSC-klagomål.docx
+++ b/klagomål/A 24327-2025 FSC-klagomål.docx
@@ -916,7 +916,7 @@
     <w:r>
       <w:tab/>
       <w:tab/>
-      <w:t>2025-05-22</w:t>
+      <w:t>2025-05-23</w:t>
       <w:br/>
       <w:br/>
     </w:r>

--- a/klagomål/A 24327-2025 FSC-klagomål.docx
+++ b/klagomål/A 24327-2025 FSC-klagomål.docx
@@ -916,7 +916,7 @@
     <w:r>
       <w:tab/>
       <w:tab/>
-      <w:t>2025-05-23</w:t>
+      <w:t>2025-05-24</w:t>
       <w:br/>
       <w:br/>
     </w:r>

--- a/klagomål/A 24327-2025 FSC-klagomål.docx
+++ b/klagomål/A 24327-2025 FSC-klagomål.docx
@@ -916,7 +916,7 @@
     <w:r>
       <w:tab/>
       <w:tab/>
-      <w:t>2025-05-24</w:t>
+      <w:t>2025-05-25</w:t>
       <w:br/>
       <w:br/>
     </w:r>

--- a/klagomål/A 24327-2025 FSC-klagomål.docx
+++ b/klagomål/A 24327-2025 FSC-klagomål.docx
@@ -916,7 +916,7 @@
     <w:r>
       <w:tab/>
       <w:tab/>
-      <w:t>2025-05-25</w:t>
+      <w:t>2025-05-26</w:t>
       <w:br/>
       <w:br/>
     </w:r>

--- a/klagomål/A 24327-2025 FSC-klagomål.docx
+++ b/klagomål/A 24327-2025 FSC-klagomål.docx
@@ -916,7 +916,7 @@
     <w:r>
       <w:tab/>
       <w:tab/>
-      <w:t>2025-05-26</w:t>
+      <w:t>2025-05-27</w:t>
       <w:br/>
       <w:br/>
     </w:r>

--- a/klagomål/A 24327-2025 FSC-klagomål.docx
+++ b/klagomål/A 24327-2025 FSC-klagomål.docx
@@ -916,7 +916,7 @@
     <w:r>
       <w:tab/>
       <w:tab/>
-      <w:t>2025-05-27</w:t>
+      <w:t>2025-05-30</w:t>
       <w:br/>
       <w:br/>
     </w:r>

--- a/klagomål/A 24327-2025 FSC-klagomål.docx
+++ b/klagomål/A 24327-2025 FSC-klagomål.docx
@@ -916,7 +916,7 @@
     <w:r>
       <w:tab/>
       <w:tab/>
-      <w:t>2025-05-30</w:t>
+      <w:t>2025-06-01</w:t>
       <w:br/>
       <w:br/>
     </w:r>

--- a/klagomål/A 24327-2025 FSC-klagomål.docx
+++ b/klagomål/A 24327-2025 FSC-klagomål.docx
@@ -916,7 +916,7 @@
     <w:r>
       <w:tab/>
       <w:tab/>
-      <w:t>2025-06-01</w:t>
+      <w:t>2025-06-02</w:t>
       <w:br/>
       <w:br/>
     </w:r>

--- a/klagomål/A 24327-2025 FSC-klagomål.docx
+++ b/klagomål/A 24327-2025 FSC-klagomål.docx
@@ -916,7 +916,7 @@
     <w:r>
       <w:tab/>
       <w:tab/>
-      <w:t>2025-06-02</w:t>
+      <w:t>2025-06-03</w:t>
       <w:br/>
       <w:br/>
     </w:r>

--- a/klagomål/A 24327-2025 FSC-klagomål.docx
+++ b/klagomål/A 24327-2025 FSC-klagomål.docx
@@ -916,7 +916,7 @@
     <w:r>
       <w:tab/>
       <w:tab/>
-      <w:t>2025-06-03</w:t>
+      <w:t>2025-06-04</w:t>
       <w:br/>
       <w:br/>
     </w:r>

--- a/klagomål/A 24327-2025 FSC-klagomål.docx
+++ b/klagomål/A 24327-2025 FSC-klagomål.docx
@@ -916,7 +916,7 @@
     <w:r>
       <w:tab/>
       <w:tab/>
-      <w:t>2025-06-04</w:t>
+      <w:t>2025-06-05</w:t>
       <w:br/>
       <w:br/>
     </w:r>

--- a/klagomål/A 24327-2025 FSC-klagomål.docx
+++ b/klagomål/A 24327-2025 FSC-klagomål.docx
@@ -916,7 +916,7 @@
     <w:r>
       <w:tab/>
       <w:tab/>
-      <w:t>2025-06-05</w:t>
+      <w:t>2025-06-13</w:t>
       <w:br/>
       <w:br/>
     </w:r>

--- a/klagomål/A 24327-2025 FSC-klagomål.docx
+++ b/klagomål/A 24327-2025 FSC-klagomål.docx
@@ -168,7 +168,7 @@
     </w:p>
     <w:p>
       <w:r>
-        <w:t>Detta dokument behandlar höga naturvärden i avverkningsanmälan A 24327-2025 i Sala kommun. Denna avverkningsanmälan inkom 2025-05-20 och omfattar 14,3 ha.</w:t>
+        <w:t>Detta dokument behandlar höga naturvärden i avverkningsanmälan A 24327-2025 i Sala kommun. Denna avverkningsanmälan inkom 2025-05-20 och omfattar 13,1 ha.</w:t>
       </w:r>
     </w:p>
     <w:p>
@@ -206,7 +206,7 @@
       <w:r>
         <w:drawing>
           <wp:inline xmlns:a="http://schemas.openxmlformats.org/drawingml/2006/main" xmlns:pic="http://schemas.openxmlformats.org/drawingml/2006/picture">
-            <wp:extent cx="5486400" cy="3730239"/>
+            <wp:extent cx="5486400" cy="3806235"/>
             <wp:docPr id="1" name="Picture 1"/>
             <wp:cNvGraphicFramePr>
               <a:graphicFrameLocks noChangeAspect="1"/>
@@ -227,7 +227,7 @@
                   <pic:spPr>
                     <a:xfrm>
                       <a:off x="0" y="0"/>
-                      <a:ext cx="5486400" cy="3730239"/>
+                      <a:ext cx="5486400" cy="3806235"/>
                     </a:xfrm>
                     <a:prstGeom prst="rect"/>
                   </pic:spPr>
@@ -243,7 +243,7 @@
         <w:pStyle w:val="Caption"/>
       </w:pPr>
       <w:r>
-        <w:t>Figur 1. Fyndplatser för naturvårdsarter i det avverkningsanmälda området (röd linje). Markörer utan svart kant är placerade på fyndplatsen. Markörer med svart kant är placerade vid sidan av fyndplatsen och har ett svart streck som visar fyndplatsens exakta position. Kartans mittpunktskoordinat är N 6634430, E 587813 i SWEREF 99 TM.</w:t>
+        <w:t>Figur 1. Fyndplatser för naturvårdsarter i det avverkningsanmälda området (röd linje). Markörer utan svart kant är placerade på fyndplatsen. Markörer med svart kant är placerade vid sidan av fyndplatsen och har ett svart streck som visar fyndplatsens exakta position. Kartans mittpunktskoordinat är N 6634431, E 587824 i SWEREF 99 TM.</w:t>
       </w:r>
     </w:p>
     <w:p>
@@ -293,7 +293,7 @@
       <w:r>
         <w:drawing>
           <wp:inline xmlns:a="http://schemas.openxmlformats.org/drawingml/2006/main" xmlns:pic="http://schemas.openxmlformats.org/drawingml/2006/picture">
-            <wp:extent cx="5486400" cy="4281318"/>
+            <wp:extent cx="5486400" cy="4381728"/>
             <wp:docPr id="2" name="Picture 2"/>
             <wp:cNvGraphicFramePr>
               <a:graphicFrameLocks noChangeAspect="1"/>
@@ -314,7 +314,7 @@
                   <pic:spPr>
                     <a:xfrm>
                       <a:off x="0" y="0"/>
-                      <a:ext cx="5486400" cy="4281318"/>
+                      <a:ext cx="5486400" cy="4381728"/>
                     </a:xfrm>
                     <a:prstGeom prst="rect"/>
                   </pic:spPr>
@@ -330,7 +330,7 @@
         <w:pStyle w:val="Caption"/>
       </w:pPr>
       <w:r>
-        <w:t>Figur 2. Fyndplatser och buffertzoner för knärot i det avverkningsanmälda området. Endast fyndplatser vars buffertzoner överlappar med det avverkningsanmälda området har tagits med i visualiseringen. Kartans mittpunktskoordinat är N 6634430, E 587813 i SWEREF 99 TM.</w:t>
+        <w:t>Figur 2. Fyndplatser och buffertzoner för knärot i det avverkningsanmälda området. Endast fyndplatser vars buffertzoner överlappar med det avverkningsanmälda området har tagits med i visualiseringen. Kartans mittpunktskoordinat är N 6634431, E 587824 i SWEREF 99 TM.</w:t>
       </w:r>
     </w:p>
     <w:p>
@@ -916,7 +916,7 @@
     <w:r>
       <w:tab/>
       <w:tab/>
-      <w:t>2025-06-13</w:t>
+      <w:t>2025-06-15</w:t>
       <w:br/>
       <w:br/>
     </w:r>

--- a/klagomål/A 24327-2025 FSC-klagomål.docx
+++ b/klagomål/A 24327-2025 FSC-klagomål.docx
@@ -916,7 +916,7 @@
     <w:r>
       <w:tab/>
       <w:tab/>
-      <w:t>2025-06-15</w:t>
+      <w:t>2025-06-16</w:t>
       <w:br/>
       <w:br/>
     </w:r>

--- a/klagomål/A 24327-2025 FSC-klagomål.docx
+++ b/klagomål/A 24327-2025 FSC-klagomål.docx
@@ -916,7 +916,7 @@
     <w:r>
       <w:tab/>
       <w:tab/>
-      <w:t>2025-06-16</w:t>
+      <w:t>2025-06-17</w:t>
       <w:br/>
       <w:br/>
     </w:r>

--- a/klagomål/A 24327-2025 FSC-klagomål.docx
+++ b/klagomål/A 24327-2025 FSC-klagomål.docx
@@ -916,7 +916,7 @@
     <w:r>
       <w:tab/>
       <w:tab/>
-      <w:t>2025-06-17</w:t>
+      <w:t>2025-06-18</w:t>
       <w:br/>
       <w:br/>
     </w:r>

--- a/klagomål/A 24327-2025 FSC-klagomål.docx
+++ b/klagomål/A 24327-2025 FSC-klagomål.docx
@@ -916,7 +916,7 @@
     <w:r>
       <w:tab/>
       <w:tab/>
-      <w:t>2025-06-18</w:t>
+      <w:t>2025-06-19</w:t>
       <w:br/>
       <w:br/>
     </w:r>

--- a/klagomål/A 24327-2025 FSC-klagomål.docx
+++ b/klagomål/A 24327-2025 FSC-klagomål.docx
@@ -916,7 +916,7 @@
     <w:r>
       <w:tab/>
       <w:tab/>
-      <w:t>2025-06-19</w:t>
+      <w:t>2025-06-20</w:t>
       <w:br/>
       <w:br/>
     </w:r>

--- a/klagomål/A 24327-2025 FSC-klagomål.docx
+++ b/klagomål/A 24327-2025 FSC-klagomål.docx
@@ -916,7 +916,7 @@
     <w:r>
       <w:tab/>
       <w:tab/>
-      <w:t>2025-06-20</w:t>
+      <w:t>2025-06-21</w:t>
       <w:br/>
       <w:br/>
     </w:r>

--- a/klagomål/A 24327-2025 FSC-klagomål.docx
+++ b/klagomål/A 24327-2025 FSC-klagomål.docx
@@ -916,7 +916,7 @@
     <w:r>
       <w:tab/>
       <w:tab/>
-      <w:t>2025-06-21</w:t>
+      <w:t>2025-06-22</w:t>
       <w:br/>
       <w:br/>
     </w:r>

--- a/klagomål/A 24327-2025 FSC-klagomål.docx
+++ b/klagomål/A 24327-2025 FSC-klagomål.docx
@@ -916,7 +916,7 @@
     <w:r>
       <w:tab/>
       <w:tab/>
-      <w:t>2025-06-22</w:t>
+      <w:t>2025-06-23</w:t>
       <w:br/>
       <w:br/>
     </w:r>

--- a/klagomål/A 24327-2025 FSC-klagomål.docx
+++ b/klagomål/A 24327-2025 FSC-klagomål.docx
@@ -916,7 +916,7 @@
     <w:r>
       <w:tab/>
       <w:tab/>
-      <w:t>2025-06-23</w:t>
+      <w:t>2025-06-24</w:t>
       <w:br/>
       <w:br/>
     </w:r>

--- a/klagomål/A 24327-2025 FSC-klagomål.docx
+++ b/klagomål/A 24327-2025 FSC-klagomål.docx
@@ -916,7 +916,7 @@
     <w:r>
       <w:tab/>
       <w:tab/>
-      <w:t>2025-06-24</w:t>
+      <w:t>2025-06-25</w:t>
       <w:br/>
       <w:br/>
     </w:r>

--- a/klagomål/A 24327-2025 FSC-klagomål.docx
+++ b/klagomål/A 24327-2025 FSC-klagomål.docx
@@ -916,7 +916,7 @@
     <w:r>
       <w:tab/>
       <w:tab/>
-      <w:t>2025-06-25</w:t>
+      <w:t>2025-06-26</w:t>
       <w:br/>
       <w:br/>
     </w:r>

--- a/klagomål/A 24327-2025 FSC-klagomål.docx
+++ b/klagomål/A 24327-2025 FSC-klagomål.docx
@@ -916,7 +916,7 @@
     <w:r>
       <w:tab/>
       <w:tab/>
-      <w:t>2025-06-26</w:t>
+      <w:t>2025-06-27</w:t>
       <w:br/>
       <w:br/>
     </w:r>

--- a/klagomål/A 24327-2025 FSC-klagomål.docx
+++ b/klagomål/A 24327-2025 FSC-klagomål.docx
@@ -916,7 +916,7 @@
     <w:r>
       <w:tab/>
       <w:tab/>
-      <w:t>2025-06-27</w:t>
+      <w:t>2025-06-28</w:t>
       <w:br/>
       <w:br/>
     </w:r>

--- a/klagomål/A 24327-2025 FSC-klagomål.docx
+++ b/klagomål/A 24327-2025 FSC-klagomål.docx
@@ -916,7 +916,7 @@
     <w:r>
       <w:tab/>
       <w:tab/>
-      <w:t>2025-06-28</w:t>
+      <w:t>2025-06-29</w:t>
       <w:br/>
       <w:br/>
     </w:r>

--- a/klagomål/A 24327-2025 FSC-klagomål.docx
+++ b/klagomål/A 24327-2025 FSC-klagomål.docx
@@ -916,7 +916,7 @@
     <w:r>
       <w:tab/>
       <w:tab/>
-      <w:t>2025-06-29</w:t>
+      <w:t>2025-06-30</w:t>
       <w:br/>
       <w:br/>
     </w:r>

--- a/klagomål/A 24327-2025 FSC-klagomål.docx
+++ b/klagomål/A 24327-2025 FSC-klagomål.docx
@@ -916,7 +916,7 @@
     <w:r>
       <w:tab/>
       <w:tab/>
-      <w:t>2025-06-30</w:t>
+      <w:t>2025-07-01</w:t>
       <w:br/>
       <w:br/>
     </w:r>

--- a/klagomål/A 24327-2025 FSC-klagomål.docx
+++ b/klagomål/A 24327-2025 FSC-klagomål.docx
@@ -916,7 +916,7 @@
     <w:r>
       <w:tab/>
       <w:tab/>
-      <w:t>2025-07-01</w:t>
+      <w:t>2025-07-02</w:t>
       <w:br/>
       <w:br/>
     </w:r>

--- a/klagomål/A 24327-2025 FSC-klagomål.docx
+++ b/klagomål/A 24327-2025 FSC-klagomål.docx
@@ -916,7 +916,7 @@
     <w:r>
       <w:tab/>
       <w:tab/>
-      <w:t>2025-07-02</w:t>
+      <w:t>2025-07-03</w:t>
       <w:br/>
       <w:br/>
     </w:r>

--- a/klagomål/A 24327-2025 FSC-klagomål.docx
+++ b/klagomål/A 24327-2025 FSC-klagomål.docx
@@ -916,7 +916,7 @@
     <w:r>
       <w:tab/>
       <w:tab/>
-      <w:t>2025-07-03</w:t>
+      <w:t>2025-07-04</w:t>
       <w:br/>
       <w:br/>
     </w:r>

--- a/klagomål/A 24327-2025 FSC-klagomål.docx
+++ b/klagomål/A 24327-2025 FSC-klagomål.docx
@@ -916,7 +916,7 @@
     <w:r>
       <w:tab/>
       <w:tab/>
-      <w:t>2025-07-04</w:t>
+      <w:t>2025-07-05</w:t>
       <w:br/>
       <w:br/>
     </w:r>

--- a/klagomål/A 24327-2025 FSC-klagomål.docx
+++ b/klagomål/A 24327-2025 FSC-klagomål.docx
@@ -916,7 +916,7 @@
     <w:r>
       <w:tab/>
       <w:tab/>
-      <w:t>2025-07-05</w:t>
+      <w:t>2025-07-06</w:t>
       <w:br/>
       <w:br/>
     </w:r>

--- a/klagomål/A 24327-2025 FSC-klagomål.docx
+++ b/klagomål/A 24327-2025 FSC-klagomål.docx
@@ -916,7 +916,7 @@
     <w:r>
       <w:tab/>
       <w:tab/>
-      <w:t>2025-07-06</w:t>
+      <w:t>2025-07-07</w:t>
       <w:br/>
       <w:br/>
     </w:r>

--- a/klagomål/A 24327-2025 FSC-klagomål.docx
+++ b/klagomål/A 24327-2025 FSC-klagomål.docx
@@ -916,7 +916,7 @@
     <w:r>
       <w:tab/>
       <w:tab/>
-      <w:t>2025-07-07</w:t>
+      <w:t>2025-07-08</w:t>
       <w:br/>
       <w:br/>
     </w:r>

--- a/klagomål/A 24327-2025 FSC-klagomål.docx
+++ b/klagomål/A 24327-2025 FSC-klagomål.docx
@@ -916,7 +916,7 @@
     <w:r>
       <w:tab/>
       <w:tab/>
-      <w:t>2025-07-08</w:t>
+      <w:t>2025-07-09</w:t>
       <w:br/>
       <w:br/>
     </w:r>

--- a/klagomål/A 24327-2025 FSC-klagomål.docx
+++ b/klagomål/A 24327-2025 FSC-klagomål.docx
@@ -916,7 +916,7 @@
     <w:r>
       <w:tab/>
       <w:tab/>
-      <w:t>2025-07-09</w:t>
+      <w:t>2025-07-11</w:t>
       <w:br/>
       <w:br/>
     </w:r>

--- a/klagomål/A 24327-2025 FSC-klagomål.docx
+++ b/klagomål/A 24327-2025 FSC-klagomål.docx
@@ -916,7 +916,7 @@
     <w:r>
       <w:tab/>
       <w:tab/>
-      <w:t>2025-07-11</w:t>
+      <w:t>2025-07-12</w:t>
       <w:br/>
       <w:br/>
     </w:r>

--- a/klagomål/A 24327-2025 FSC-klagomål.docx
+++ b/klagomål/A 24327-2025 FSC-klagomål.docx
@@ -916,7 +916,7 @@
     <w:r>
       <w:tab/>
       <w:tab/>
-      <w:t>2025-07-12</w:t>
+      <w:t>2025-07-13</w:t>
       <w:br/>
       <w:br/>
     </w:r>

--- a/klagomål/A 24327-2025 FSC-klagomål.docx
+++ b/klagomål/A 24327-2025 FSC-klagomål.docx
@@ -916,7 +916,7 @@
     <w:r>
       <w:tab/>
       <w:tab/>
-      <w:t>2025-07-13</w:t>
+      <w:t>2025-07-14</w:t>
       <w:br/>
       <w:br/>
     </w:r>

--- a/klagomål/A 24327-2025 FSC-klagomål.docx
+++ b/klagomål/A 24327-2025 FSC-klagomål.docx
@@ -954,7 +954,7 @@
     <w:r>
       <w:tab/>
       <w:tab/>
-      <w:t>2025-08-06</w:t>
+      <w:t>2025-08-09</w:t>
       <w:br/>
       <w:br/>
     </w:r>

--- a/klagomål/A 24327-2025 FSC-klagomål.docx
+++ b/klagomål/A 24327-2025 FSC-klagomål.docx
@@ -168,7 +168,7 @@
     </w:p>
     <w:p>
       <w:r>
-        <w:t>Detta dokument behandlar höga naturvärden i avverkningsanmälan A 24327-2025 i Sala kommun. Denna avverkningsanmälan inkom 2025-05-20 och omfattar 13,1 ha.</w:t>
+        <w:t>Detta dokument behandlar höga naturvärden i avverkningsanmälan A 24327-2025 i Sala kommun. Denna avverkningsanmälan inkom 2025-05-20 00:00:00 och omfattar 13,1 ha.</w:t>
       </w:r>
     </w:p>
     <w:p>

--- a/klagomål/A 24327-2025 FSC-klagomål.docx
+++ b/klagomål/A 24327-2025 FSC-klagomål.docx
@@ -954,7 +954,7 @@
     <w:r>
       <w:tab/>
       <w:tab/>
-      <w:t>2025-08-09</w:t>
+      <w:t>2025-08-10</w:t>
       <w:br/>
       <w:br/>
     </w:r>

--- a/klagomål/A 24327-2025 FSC-klagomål.docx
+++ b/klagomål/A 24327-2025 FSC-klagomål.docx
@@ -954,7 +954,7 @@
     <w:r>
       <w:tab/>
       <w:tab/>
-      <w:t>2025-08-10</w:t>
+      <w:t>2025-08-11</w:t>
       <w:br/>
       <w:br/>
     </w:r>

--- a/klagomål/A 24327-2025 FSC-klagomål.docx
+++ b/klagomål/A 24327-2025 FSC-klagomål.docx
@@ -954,7 +954,7 @@
     <w:r>
       <w:tab/>
       <w:tab/>
-      <w:t>2025-08-11</w:t>
+      <w:t>2025-08-12</w:t>
       <w:br/>
       <w:br/>
     </w:r>

--- a/klagomål/A 24327-2025 FSC-klagomål.docx
+++ b/klagomål/A 24327-2025 FSC-klagomål.docx
@@ -954,7 +954,7 @@
     <w:r>
       <w:tab/>
       <w:tab/>
-      <w:t>2025-08-12</w:t>
+      <w:t>2025-08-13</w:t>
       <w:br/>
       <w:br/>
     </w:r>

--- a/klagomål/A 24327-2025 FSC-klagomål.docx
+++ b/klagomål/A 24327-2025 FSC-klagomål.docx
@@ -954,7 +954,7 @@
     <w:r>
       <w:tab/>
       <w:tab/>
-      <w:t>2025-08-13</w:t>
+      <w:t>2025-08-14</w:t>
       <w:br/>
       <w:br/>
     </w:r>

--- a/klagomål/A 24327-2025 FSC-klagomål.docx
+++ b/klagomål/A 24327-2025 FSC-klagomål.docx
@@ -954,7 +954,7 @@
     <w:r>
       <w:tab/>
       <w:tab/>
-      <w:t>2025-08-14</w:t>
+      <w:t>2025-08-15</w:t>
       <w:br/>
       <w:br/>
     </w:r>

--- a/klagomål/A 24327-2025 FSC-klagomål.docx
+++ b/klagomål/A 24327-2025 FSC-klagomål.docx
@@ -954,7 +954,7 @@
     <w:r>
       <w:tab/>
       <w:tab/>
-      <w:t>2025-08-15</w:t>
+      <w:t>2025-08-16</w:t>
       <w:br/>
       <w:br/>
     </w:r>

--- a/klagomål/A 24327-2025 FSC-klagomål.docx
+++ b/klagomål/A 24327-2025 FSC-klagomål.docx
@@ -954,7 +954,7 @@
     <w:r>
       <w:tab/>
       <w:tab/>
-      <w:t>2025-08-16</w:t>
+      <w:t>2025-08-17</w:t>
       <w:br/>
       <w:br/>
     </w:r>

--- a/klagomål/A 24327-2025 FSC-klagomål.docx
+++ b/klagomål/A 24327-2025 FSC-klagomål.docx
@@ -954,7 +954,7 @@
     <w:r>
       <w:tab/>
       <w:tab/>
-      <w:t>2025-08-17</w:t>
+      <w:t>2025-08-18</w:t>
       <w:br/>
       <w:br/>
     </w:r>
